--- a/_site/operating-system/2023-02-16-guia-de-git-y-github/index.docx
+++ b/_site/operating-system/2023-02-16-guia-de-git-y-github/index.docx
@@ -44,7 +44,7 @@
         <w:t xml:space="preserve"> </w:t>
       </w:r>
     </w:p>
-    <w:bookmarkStart w:id="20" w:name="title"/>
+    <w:bookmarkStart w:id="22" w:name="title"/>
     <w:p>
       <w:pPr>
         <w:pStyle w:val="Heading1"/>
@@ -93,8 +93,8 @@
         <w:t xml:space="preserve"> </w:t>
       </w:r>
     </w:p>
-    <w:bookmarkEnd w:id="20"/>
-    <w:bookmarkStart w:id="24" w:name="author-note"/>
+    <w:bookmarkEnd w:id="22"/>
+    <w:bookmarkStart w:id="26" w:name="author-note"/>
     <w:p>
       <w:pPr>
         <w:pStyle w:val="Heading1"/>
@@ -113,15 +113,15 @@
       <w:r>
         <w:t xml:space="preserve"> </w:t>
       </w:r>
-      <w:bookmarkStart w:id="21" w:name="orchid"/>
+      <w:bookmarkStart w:id="23" w:name="orchid"/>
       <w:r>
         <w:t xml:space="preserve">Orcid ID Logo: A green circle with white letters ID</w:t>
       </w:r>
-      <w:bookmarkEnd w:id="21"/>
+      <w:bookmarkEnd w:id="23"/>
       <w:r>
         <w:t xml:space="preserve"> </w:t>
       </w:r>
-      <w:hyperlink r:id="rId22">
+      <w:hyperlink r:id="rId24">
         <w:r>
           <w:rPr>
             <w:rStyle w:val="Hyperlink"/>
@@ -160,7 +160,7 @@
         <w:t xml:space="preserve">: </w:t>
       </w:r>
       <w:r>
-        <w:t xml:space="preserve">conceptualización y redacción</w:t>
+        <w:t xml:space="preserve">conceptualización, metodología, análisis formal, investigación, recursos, curación de datos, redacción, visualización, supervisión, y administración del proyecto</w:t>
       </w:r>
     </w:p>
     <w:p>
@@ -168,12 +168,12 @@
         <w:pStyle w:val="BodyText"/>
       </w:pPr>
       <w:r>
-        <w:t xml:space="preserve">La correspondencia relativa a este artículo debe dirigirse a Edison Achalma, Escuela Profesional de Economía, Universidad Nacional de San Cristóbal de Huamanga, Ayacucho, AYA, Perú, Email:</w:t>
+        <w:t xml:space="preserve">La correspondencia relativa a este artículo debe dirigirse a Edison Achalma, Escuela Profesional de Economía, Universidad Nacional de San Cristóbal de Huamanga, Portal Independencia N° 57, Ayacucho, AYA 5001, Perú, Email:</w:t>
       </w:r>
       <w:r>
         <w:t xml:space="preserve"> </w:t>
       </w:r>
-      <w:hyperlink r:id="rId23">
+      <w:hyperlink r:id="rId25">
         <w:r>
           <w:rPr>
             <w:rStyle w:val="Hyperlink"/>
@@ -187,8 +187,8 @@
         <w:br w:type="page"/>
       </w:r>
     </w:p>
-    <w:bookmarkEnd w:id="24"/>
-    <w:bookmarkStart w:id="25" w:name="abstract"/>
+    <w:bookmarkEnd w:id="26"/>
+    <w:bookmarkStart w:id="27" w:name="abstract"/>
     <w:p>
       <w:pPr>
         <w:pStyle w:val="Heading1"/>
@@ -225,8 +225,8 @@
         <w:br w:type="page"/>
       </w:r>
     </w:p>
-    <w:bookmarkEnd w:id="25"/>
-    <w:bookmarkStart w:id="26" w:name="firstheader"/>
+    <w:bookmarkEnd w:id="27"/>
+    <w:bookmarkStart w:id="28" w:name="firstheader"/>
     <w:p>
       <w:pPr>
         <w:pStyle w:val="Heading1"/>
@@ -392,8 +392,8 @@
         <w:t xml:space="preserve">: Base de datos de objetos y metadata</w:t>
       </w:r>
     </w:p>
-    <w:bookmarkEnd w:id="26"/>
-    <w:bookmarkStart w:id="36" w:name="instalación-y-configuración"/>
+    <w:bookmarkEnd w:id="28"/>
+    <w:bookmarkStart w:id="38" w:name="instalación-y-configuración"/>
     <w:p>
       <w:pPr>
         <w:pStyle w:val="Heading1"/>
@@ -402,7 +402,7 @@
         <w:t xml:space="preserve">1. Instalación y Configuración</w:t>
       </w:r>
     </w:p>
-    <w:bookmarkStart w:id="29" w:name="instalación"/>
+    <w:bookmarkStart w:id="31" w:name="instalación"/>
     <w:p>
       <w:pPr>
         <w:pStyle w:val="Heading2"/>
@@ -411,7 +411,7 @@
         <w:t xml:space="preserve">1.1 Instalación</w:t>
       </w:r>
     </w:p>
-    <w:bookmarkStart w:id="27" w:name="X99819b33ad82dad76348010ba2cf2ef33b4692a"/>
+    <w:bookmarkStart w:id="29" w:name="X99819b33ad82dad76348010ba2cf2ef33b4692a"/>
     <w:p>
       <w:pPr>
         <w:pStyle w:val="Heading3"/>
@@ -540,8 +540,8 @@
         <w:t xml:space="preserve">Descargar desde: https://git-scm.com/download/win</w:t>
       </w:r>
     </w:p>
-    <w:bookmarkEnd w:id="27"/>
-    <w:bookmarkStart w:id="28" w:name="X8ed90cf3094ae15f2da993062f5c8d0119f7827"/>
+    <w:bookmarkEnd w:id="29"/>
+    <w:bookmarkStart w:id="30" w:name="X8ed90cf3094ae15f2da993062f5c8d0119f7827"/>
     <w:p>
       <w:pPr>
         <w:pStyle w:val="Heading3"/>
@@ -820,9 +820,9 @@
         <w:t xml:space="preserve"> bash</w:t>
       </w:r>
     </w:p>
-    <w:bookmarkEnd w:id="28"/>
-    <w:bookmarkEnd w:id="29"/>
-    <w:bookmarkStart w:id="30" w:name="verificar-instalación"/>
+    <w:bookmarkEnd w:id="30"/>
+    <w:bookmarkEnd w:id="31"/>
+    <w:bookmarkStart w:id="32" w:name="verificar-instalación"/>
     <w:p>
       <w:pPr>
         <w:pStyle w:val="Heading2"/>
@@ -854,8 +854,8 @@
         <w:t xml:space="preserve">--version</w:t>
       </w:r>
     </w:p>
-    <w:bookmarkEnd w:id="30"/>
-    <w:bookmarkStart w:id="31" w:name="configuración-inicial"/>
+    <w:bookmarkEnd w:id="32"/>
+    <w:bookmarkStart w:id="33" w:name="configuración-inicial"/>
     <w:p>
       <w:pPr>
         <w:pStyle w:val="Heading2"/>
@@ -1277,8 +1277,8 @@
         <w:t xml:space="preserve">: Para el repositorio actual (.git/config) [predeterminado]</w:t>
       </w:r>
     </w:p>
-    <w:bookmarkEnd w:id="31"/>
-    <w:bookmarkStart w:id="35" w:name="configuración-de-claves-ssh-para-github"/>
+    <w:bookmarkEnd w:id="33"/>
+    <w:bookmarkStart w:id="37" w:name="configuración-de-claves-ssh-para-github"/>
     <w:p>
       <w:pPr>
         <w:pStyle w:val="Heading2"/>
@@ -1287,7 +1287,7 @@
         <w:t xml:space="preserve">1.4 Configuración de claves SSH para GitHub</w:t>
       </w:r>
     </w:p>
-    <w:bookmarkStart w:id="32" w:name="generar-una-clave-ssh"/>
+    <w:bookmarkStart w:id="34" w:name="generar-una-clave-ssh"/>
     <w:p>
       <w:pPr>
         <w:pStyle w:val="Heading3"/>
@@ -1448,8 +1448,8 @@
         <w:t xml:space="preserve">Acepta el nombre predeterminado y añade una contraseña (opcional).</w:t>
       </w:r>
     </w:p>
-    <w:bookmarkEnd w:id="32"/>
-    <w:bookmarkStart w:id="33" w:name="añadir-la-clave-a-ssh-agent"/>
+    <w:bookmarkEnd w:id="34"/>
+    <w:bookmarkStart w:id="35" w:name="añadir-la-clave-a-ssh-agent"/>
     <w:p>
       <w:pPr>
         <w:pStyle w:val="Heading3"/>
@@ -1564,8 +1564,8 @@
         <w:t xml:space="preserve"> ~/.ssh/id_rsa</w:t>
       </w:r>
     </w:p>
-    <w:bookmarkEnd w:id="33"/>
-    <w:bookmarkStart w:id="34" w:name="vincular-la-clave-a-github"/>
+    <w:bookmarkEnd w:id="35"/>
+    <w:bookmarkStart w:id="36" w:name="vincular-la-clave-a-github"/>
     <w:p>
       <w:pPr>
         <w:pStyle w:val="Heading3"/>
@@ -1715,10 +1715,10 @@
         <w:t xml:space="preserve">Hi tu_usuario! You've successfully authenticated...</w:t>
       </w:r>
     </w:p>
-    <w:bookmarkEnd w:id="34"/>
-    <w:bookmarkEnd w:id="35"/>
     <w:bookmarkEnd w:id="36"/>
-    <w:bookmarkStart w:id="41" w:name="conceptos-fundamentales"/>
+    <w:bookmarkEnd w:id="37"/>
+    <w:bookmarkEnd w:id="38"/>
+    <w:bookmarkStart w:id="43" w:name="conceptos-fundamentales"/>
     <w:p>
       <w:pPr>
         <w:pStyle w:val="Heading1"/>
@@ -1727,7 +1727,7 @@
         <w:t xml:space="preserve">2. Conceptos Fundamentales</w:t>
       </w:r>
     </w:p>
-    <w:bookmarkStart w:id="37" w:name="objetos-de-git"/>
+    <w:bookmarkStart w:id="39" w:name="objetos-de-git"/>
     <w:p>
       <w:pPr>
         <w:pStyle w:val="Heading2"/>
@@ -1820,8 +1820,8 @@
         <w:t xml:space="preserve">: Referencia nombrada a un commit específico</w:t>
       </w:r>
     </w:p>
-    <w:bookmarkEnd w:id="37"/>
-    <w:bookmarkStart w:id="38" w:name="referencias-simbólicas"/>
+    <w:bookmarkEnd w:id="39"/>
+    <w:bookmarkStart w:id="40" w:name="referencias-simbólicas"/>
     <w:p>
       <w:pPr>
         <w:pStyle w:val="Heading2"/>
@@ -1906,8 +1906,8 @@
         <w:t xml:space="preserve">: Referencias a ramas en repositorios remotos</w:t>
       </w:r>
     </w:p>
-    <w:bookmarkEnd w:id="38"/>
-    <w:bookmarkStart w:id="39" w:name="estados-de-archivos"/>
+    <w:bookmarkEnd w:id="40"/>
+    <w:bookmarkStart w:id="41" w:name="estados-de-archivos"/>
     <w:p>
       <w:pPr>
         <w:pStyle w:val="Heading2"/>
@@ -1992,8 +1992,8 @@
         <w:t xml:space="preserve">: Archivos preparados para el próximo commit</w:t>
       </w:r>
     </w:p>
-    <w:bookmarkEnd w:id="39"/>
-    <w:bookmarkStart w:id="40" w:name="sha-1-y-hashes"/>
+    <w:bookmarkEnd w:id="41"/>
+    <w:bookmarkStart w:id="42" w:name="sha-1-y-hashes"/>
     <w:p>
       <w:pPr>
         <w:pStyle w:val="Heading2"/>
@@ -2010,9 +2010,9 @@
         <w:t xml:space="preserve">Cada objeto en Git tiene un identificador único de 40 caracteres hexadecimales (hash SHA-1). Puedes usar las primeras 7 caracteres para referencias cortas.</w:t>
       </w:r>
     </w:p>
-    <w:bookmarkEnd w:id="40"/>
-    <w:bookmarkEnd w:id="41"/>
-    <w:bookmarkStart w:id="49" w:name="comandos-básicos"/>
+    <w:bookmarkEnd w:id="42"/>
+    <w:bookmarkEnd w:id="43"/>
+    <w:bookmarkStart w:id="52" w:name="comandos-básicos"/>
     <w:p>
       <w:pPr>
         <w:pStyle w:val="Heading1"/>
@@ -2021,7 +2021,7 @@
         <w:t xml:space="preserve">3. Comandos Básicos</w:t>
       </w:r>
     </w:p>
-    <w:bookmarkStart w:id="42" w:name="crear-e-inicializar-repositorios"/>
+    <w:bookmarkStart w:id="44" w:name="crear-e-inicializar-repositorios"/>
     <w:p>
       <w:pPr>
         <w:pStyle w:val="Heading2"/>
@@ -2431,8 +2431,8 @@
         <w:t xml:space="preserve"> </w:t>
       </w:r>
     </w:p>
-    <w:bookmarkEnd w:id="42"/>
-    <w:bookmarkStart w:id="43" w:name="estado-y-diferencias"/>
+    <w:bookmarkEnd w:id="44"/>
+    <w:bookmarkStart w:id="45" w:name="estado-y-diferencias"/>
     <w:p>
       <w:pPr>
         <w:pStyle w:val="Heading2"/>
@@ -2895,8 +2895,8 @@
         <w:t xml:space="preserve"># Solo nombres de archivos</w:t>
       </w:r>
     </w:p>
-    <w:bookmarkEnd w:id="43"/>
-    <w:bookmarkStart w:id="44" w:name="añadir-archivos-staging"/>
+    <w:bookmarkEnd w:id="45"/>
+    <w:bookmarkStart w:id="46" w:name="añadir-archivos-staging"/>
     <w:p>
       <w:pPr>
         <w:pStyle w:val="Heading2"/>
@@ -3105,8 +3105,8 @@
         <w:t xml:space="preserve"># Añadir solo archivos ya rastreados modificados</w:t>
       </w:r>
     </w:p>
-    <w:bookmarkEnd w:id="44"/>
-    <w:bookmarkStart w:id="45" w:name="commits"/>
+    <w:bookmarkEnd w:id="46"/>
+    <w:bookmarkStart w:id="47" w:name="commits"/>
     <w:p>
       <w:pPr>
         <w:pStyle w:val="Heading2"/>
@@ -3441,8 +3441,8 @@
         <w:t xml:space="preserve">“Añadido”</w:t>
       </w:r>
     </w:p>
-    <w:bookmarkEnd w:id="45"/>
-    <w:bookmarkStart w:id="46" w:name="historial"/>
+    <w:bookmarkEnd w:id="47"/>
+    <w:bookmarkStart w:id="48" w:name="historial"/>
     <w:p>
       <w:pPr>
         <w:pStyle w:val="Heading2"/>
@@ -4226,8 +4226,8 @@
         <w:t xml:space="preserve">: Mensaje del commit</w:t>
       </w:r>
     </w:p>
-    <w:bookmarkEnd w:id="46"/>
-    <w:bookmarkStart w:id="47" w:name="deshacer-cambios"/>
+    <w:bookmarkEnd w:id="48"/>
+    <w:bookmarkStart w:id="49" w:name="deshacer-cambios"/>
     <w:p>
       <w:pPr>
         <w:pStyle w:val="Heading2"/>
@@ -4781,8 +4781,8 @@
         <w:t xml:space="preserve"># Revertir últimos 3 commits</w:t>
       </w:r>
     </w:p>
-    <w:bookmarkEnd w:id="47"/>
-    <w:bookmarkStart w:id="48" w:name="eliminar-y-mover-archivos"/>
+    <w:bookmarkEnd w:id="49"/>
+    <w:bookmarkStart w:id="51" w:name="eliminar-y-mover-archivos"/>
     <w:p>
       <w:pPr>
         <w:pStyle w:val="Heading2"/>
@@ -4997,9 +4997,546 @@
         <w:t xml:space="preserve"># Renombrar/mover archivo</w:t>
       </w:r>
     </w:p>
-    <w:bookmarkEnd w:id="48"/>
-    <w:bookmarkEnd w:id="49"/>
-    <w:bookmarkStart w:id="55" w:name="branching-y-merging"/>
+    <w:bookmarkStart w:id="50" w:name="ejemplos"/>
+    <w:p>
+      <w:pPr>
+        <w:pStyle w:val="Heading3"/>
+      </w:pPr>
+      <w:r>
+        <w:t xml:space="preserve">3.7.1 Ejemplos</w:t>
+      </w:r>
+    </w:p>
+    <w:p>
+      <w:pPr>
+        <w:pStyle w:val="SourceCode"/>
+      </w:pPr>
+      <w:r>
+        <w:rPr>
+          <w:rStyle w:val="CommentTok"/>
+        </w:rPr>
+        <w:t xml:space="preserve"># Eliminar scripts obsoletos</w:t>
+      </w:r>
+      <w:r>
+        <w:br/>
+      </w:r>
+      <w:r>
+        <w:rPr>
+          <w:rStyle w:val="FunctionTok"/>
+        </w:rPr>
+        <w:t xml:space="preserve">git</w:t>
+      </w:r>
+      <w:r>
+        <w:rPr>
+          <w:rStyle w:val="NormalTok"/>
+        </w:rPr>
+        <w:t xml:space="preserve"> rm sync-repos.py</w:t>
+      </w:r>
+      <w:r>
+        <w:br/>
+      </w:r>
+      <w:r>
+        <w:rPr>
+          <w:rStyle w:val="FunctionTok"/>
+        </w:rPr>
+        <w:t xml:space="preserve">git</w:t>
+      </w:r>
+      <w:r>
+        <w:rPr>
+          <w:rStyle w:val="NormalTok"/>
+        </w:rPr>
+        <w:t xml:space="preserve"> rm sync-repos.sh quick-sync.sh repo-status.sh</w:t>
+      </w:r>
+      <w:r>
+        <w:br/>
+      </w:r>
+      <w:r>
+        <w:br/>
+      </w:r>
+      <w:r>
+        <w:rPr>
+          <w:rStyle w:val="CommentTok"/>
+        </w:rPr>
+        <w:t xml:space="preserve"># Quitar .quarto/ del índice sin borrarla del disco</w:t>
+      </w:r>
+      <w:r>
+        <w:br/>
+      </w:r>
+      <w:r>
+        <w:rPr>
+          <w:rStyle w:val="CommentTok"/>
+        </w:rPr>
+        <w:t xml:space="preserve"># (típico cuando .quarto/ ya estaba trackeada antes de añadirla a .gitignore)</w:t>
+      </w:r>
+      <w:r>
+        <w:br/>
+      </w:r>
+      <w:r>
+        <w:rPr>
+          <w:rStyle w:val="FunctionTok"/>
+        </w:rPr>
+        <w:t xml:space="preserve">git</w:t>
+      </w:r>
+      <w:r>
+        <w:rPr>
+          <w:rStyle w:val="NormalTok"/>
+        </w:rPr>
+        <w:t xml:space="preserve"> rm </w:t>
+      </w:r>
+      <w:r>
+        <w:rPr>
+          <w:rStyle w:val="AttributeTok"/>
+        </w:rPr>
+        <w:t xml:space="preserve">-r</w:t>
+      </w:r>
+      <w:r>
+        <w:rPr>
+          <w:rStyle w:val="NormalTok"/>
+        </w:rPr>
+        <w:t xml:space="preserve"> </w:t>
+      </w:r>
+      <w:r>
+        <w:rPr>
+          <w:rStyle w:val="AttributeTok"/>
+        </w:rPr>
+        <w:t xml:space="preserve">--cached</w:t>
+      </w:r>
+      <w:r>
+        <w:rPr>
+          <w:rStyle w:val="NormalTok"/>
+        </w:rPr>
+        <w:t xml:space="preserve"> .quarto/</w:t>
+      </w:r>
+      <w:r>
+        <w:br/>
+      </w:r>
+      <w:r>
+        <w:rPr>
+          <w:rStyle w:val="FunctionTok"/>
+        </w:rPr>
+        <w:t xml:space="preserve">git</w:t>
+      </w:r>
+      <w:r>
+        <w:rPr>
+          <w:rStyle w:val="NormalTok"/>
+        </w:rPr>
+        <w:t xml:space="preserve"> rm </w:t>
+      </w:r>
+      <w:r>
+        <w:rPr>
+          <w:rStyle w:val="AttributeTok"/>
+        </w:rPr>
+        <w:t xml:space="preserve">-r</w:t>
+      </w:r>
+      <w:r>
+        <w:rPr>
+          <w:rStyle w:val="NormalTok"/>
+        </w:rPr>
+        <w:t xml:space="preserve"> </w:t>
+      </w:r>
+      <w:r>
+        <w:rPr>
+          <w:rStyle w:val="AttributeTok"/>
+        </w:rPr>
+        <w:t xml:space="preserve">--cached</w:t>
+      </w:r>
+      <w:r>
+        <w:rPr>
+          <w:rStyle w:val="NormalTok"/>
+        </w:rPr>
+        <w:t xml:space="preserve"> site_libs/</w:t>
+      </w:r>
+      <w:r>
+        <w:br/>
+      </w:r>
+      <w:r>
+        <w:rPr>
+          <w:rStyle w:val="FunctionTok"/>
+        </w:rPr>
+        <w:t xml:space="preserve">git</w:t>
+      </w:r>
+      <w:r>
+        <w:rPr>
+          <w:rStyle w:val="NormalTok"/>
+        </w:rPr>
+        <w:t xml:space="preserve"> rm </w:t>
+      </w:r>
+      <w:r>
+        <w:rPr>
+          <w:rStyle w:val="AttributeTok"/>
+        </w:rPr>
+        <w:t xml:space="preserve">-r</w:t>
+      </w:r>
+      <w:r>
+        <w:rPr>
+          <w:rStyle w:val="NormalTok"/>
+        </w:rPr>
+        <w:t xml:space="preserve"> </w:t>
+      </w:r>
+      <w:r>
+        <w:rPr>
+          <w:rStyle w:val="AttributeTok"/>
+        </w:rPr>
+        <w:t xml:space="preserve">--cached</w:t>
+      </w:r>
+      <w:r>
+        <w:rPr>
+          <w:rStyle w:val="NormalTok"/>
+        </w:rPr>
+        <w:t xml:space="preserve"> _freeze/</w:t>
+      </w:r>
+      <w:r>
+        <w:br/>
+      </w:r>
+      <w:r>
+        <w:rPr>
+          <w:rStyle w:val="FunctionTok"/>
+        </w:rPr>
+        <w:t xml:space="preserve">git</w:t>
+      </w:r>
+      <w:r>
+        <w:rPr>
+          <w:rStyle w:val="NormalTok"/>
+        </w:rPr>
+        <w:t xml:space="preserve"> rm </w:t>
+      </w:r>
+      <w:r>
+        <w:rPr>
+          <w:rStyle w:val="AttributeTok"/>
+        </w:rPr>
+        <w:t xml:space="preserve">-r</w:t>
+      </w:r>
+      <w:r>
+        <w:rPr>
+          <w:rStyle w:val="NormalTok"/>
+        </w:rPr>
+        <w:t xml:space="preserve"> </w:t>
+      </w:r>
+      <w:r>
+        <w:rPr>
+          <w:rStyle w:val="AttributeTok"/>
+        </w:rPr>
+        <w:t xml:space="preserve">--cached</w:t>
+      </w:r>
+      <w:r>
+        <w:rPr>
+          <w:rStyle w:val="NormalTok"/>
+        </w:rPr>
+        <w:t xml:space="preserve"> _site/</w:t>
+      </w:r>
+      <w:r>
+        <w:br/>
+      </w:r>
+      <w:r>
+        <w:br/>
+      </w:r>
+      <w:r>
+        <w:rPr>
+          <w:rStyle w:val="FunctionTok"/>
+        </w:rPr>
+        <w:t xml:space="preserve">cat</w:t>
+      </w:r>
+      <w:r>
+        <w:rPr>
+          <w:rStyle w:val="NormalTok"/>
+        </w:rPr>
+        <w:t xml:space="preserve"> .gitignore </w:t>
+      </w:r>
+      <w:r>
+        <w:rPr>
+          <w:rStyle w:val="KeywordTok"/>
+        </w:rPr>
+        <w:t xml:space="preserve">|</w:t>
+      </w:r>
+      <w:r>
+        <w:rPr>
+          <w:rStyle w:val="NormalTok"/>
+        </w:rPr>
+        <w:t xml:space="preserve"> </w:t>
+      </w:r>
+      <w:r>
+        <w:rPr>
+          <w:rStyle w:val="FunctionTok"/>
+        </w:rPr>
+        <w:t xml:space="preserve">grep</w:t>
+      </w:r>
+      <w:r>
+        <w:rPr>
+          <w:rStyle w:val="NormalTok"/>
+        </w:rPr>
+        <w:t xml:space="preserve"> site_libs</w:t>
+      </w:r>
+      <w:r>
+        <w:br/>
+      </w:r>
+      <w:r>
+        <w:br/>
+      </w:r>
+      <w:r>
+        <w:rPr>
+          <w:rStyle w:val="FunctionTok"/>
+        </w:rPr>
+        <w:t xml:space="preserve">git</w:t>
+      </w:r>
+      <w:r>
+        <w:rPr>
+          <w:rStyle w:val="NormalTok"/>
+        </w:rPr>
+        <w:t xml:space="preserve"> commit </w:t>
+      </w:r>
+      <w:r>
+        <w:rPr>
+          <w:rStyle w:val="AttributeTok"/>
+        </w:rPr>
+        <w:t xml:space="preserve">-m</w:t>
+      </w:r>
+      <w:r>
+        <w:rPr>
+          <w:rStyle w:val="NormalTok"/>
+        </w:rPr>
+        <w:t xml:space="preserve"> </w:t>
+      </w:r>
+      <w:r>
+        <w:rPr>
+          <w:rStyle w:val="StringTok"/>
+        </w:rPr>
+        <w:t xml:space="preserve">"chore: excluir carpetas generadas del índice desde git tracking"</w:t>
+      </w:r>
+      <w:r>
+        <w:br/>
+      </w:r>
+      <w:r>
+        <w:rPr>
+          <w:rStyle w:val="FunctionTok"/>
+        </w:rPr>
+        <w:t xml:space="preserve">git</w:t>
+      </w:r>
+      <w:r>
+        <w:rPr>
+          <w:rStyle w:val="NormalTok"/>
+        </w:rPr>
+        <w:t xml:space="preserve"> commit </w:t>
+      </w:r>
+      <w:r>
+        <w:rPr>
+          <w:rStyle w:val="AttributeTok"/>
+        </w:rPr>
+        <w:t xml:space="preserve">-m</w:t>
+      </w:r>
+      <w:r>
+        <w:rPr>
+          <w:rStyle w:val="NormalTok"/>
+        </w:rPr>
+        <w:t xml:space="preserve"> </w:t>
+      </w:r>
+      <w:r>
+        <w:rPr>
+          <w:rStyle w:val="StringTok"/>
+        </w:rPr>
+        <w:t xml:space="preserve">"chore: exclude site_libs from git tracking"</w:t>
+      </w:r>
+      <w:r>
+        <w:br/>
+      </w:r>
+      <w:r>
+        <w:br/>
+      </w:r>
+      <w:r>
+        <w:rPr>
+          <w:rStyle w:val="CommentTok"/>
+        </w:rPr>
+        <w:t xml:space="preserve"># Quitar un archivo de salida que se coló al tracking</w:t>
+      </w:r>
+      <w:r>
+        <w:br/>
+      </w:r>
+      <w:r>
+        <w:rPr>
+          <w:rStyle w:val="FunctionTok"/>
+        </w:rPr>
+        <w:t xml:space="preserve">git</w:t>
+      </w:r>
+      <w:r>
+        <w:rPr>
+          <w:rStyle w:val="NormalTok"/>
+        </w:rPr>
+        <w:t xml:space="preserve"> rm </w:t>
+      </w:r>
+      <w:r>
+        <w:rPr>
+          <w:rStyle w:val="AttributeTok"/>
+        </w:rPr>
+        <w:t xml:space="preserve">--cached</w:t>
+      </w:r>
+      <w:r>
+        <w:rPr>
+          <w:rStyle w:val="NormalTok"/>
+        </w:rPr>
+        <w:t xml:space="preserve"> data/resultado_intermedio.rds</w:t>
+      </w:r>
+      <w:r>
+        <w:br/>
+      </w:r>
+      <w:r>
+        <w:rPr>
+          <w:rStyle w:val="FunctionTok"/>
+        </w:rPr>
+        <w:t xml:space="preserve">git</w:t>
+      </w:r>
+      <w:r>
+        <w:rPr>
+          <w:rStyle w:val="NormalTok"/>
+        </w:rPr>
+        <w:t xml:space="preserve"> rm </w:t>
+      </w:r>
+      <w:r>
+        <w:rPr>
+          <w:rStyle w:val="AttributeTok"/>
+        </w:rPr>
+        <w:t xml:space="preserve">--cached</w:t>
+      </w:r>
+      <w:r>
+        <w:rPr>
+          <w:rStyle w:val="NormalTok"/>
+        </w:rPr>
+        <w:t xml:space="preserve"> .RData</w:t>
+      </w:r>
+      <w:r>
+        <w:br/>
+      </w:r>
+      <w:r>
+        <w:rPr>
+          <w:rStyle w:val="FunctionTok"/>
+        </w:rPr>
+        <w:t xml:space="preserve">git</w:t>
+      </w:r>
+      <w:r>
+        <w:rPr>
+          <w:rStyle w:val="NormalTok"/>
+        </w:rPr>
+        <w:t xml:space="preserve"> commit </w:t>
+      </w:r>
+      <w:r>
+        <w:rPr>
+          <w:rStyle w:val="AttributeTok"/>
+        </w:rPr>
+        <w:t xml:space="preserve">-m</w:t>
+      </w:r>
+      <w:r>
+        <w:rPr>
+          <w:rStyle w:val="NormalTok"/>
+        </w:rPr>
+        <w:t xml:space="preserve"> </w:t>
+      </w:r>
+      <w:r>
+        <w:rPr>
+          <w:rStyle w:val="StringTok"/>
+        </w:rPr>
+        <w:t xml:space="preserve">"chore: exclude RData files from git tracking"</w:t>
+      </w:r>
+      <w:r>
+        <w:br/>
+      </w:r>
+      <w:r>
+        <w:br/>
+      </w:r>
+      <w:r>
+        <w:rPr>
+          <w:rStyle w:val="CommentTok"/>
+        </w:rPr>
+        <w:t xml:space="preserve"># Renombrar</w:t>
+      </w:r>
+      <w:r>
+        <w:br/>
+      </w:r>
+      <w:r>
+        <w:rPr>
+          <w:rStyle w:val="FunctionTok"/>
+        </w:rPr>
+        <w:t xml:space="preserve">git</w:t>
+      </w:r>
+      <w:r>
+        <w:rPr>
+          <w:rStyle w:val="NormalTok"/>
+        </w:rPr>
+        <w:t xml:space="preserve"> mv repo-status.sh status.sh </w:t>
+      </w:r>
+      <w:r>
+        <w:br/>
+      </w:r>
+      <w:r>
+        <w:rPr>
+          <w:rStyle w:val="FunctionTok"/>
+        </w:rPr>
+        <w:t xml:space="preserve">git</w:t>
+      </w:r>
+      <w:r>
+        <w:rPr>
+          <w:rStyle w:val="NormalTok"/>
+        </w:rPr>
+        <w:t xml:space="preserve"> mv guia_quarto_borrador.md guia_quarto.md</w:t>
+      </w:r>
+      <w:r>
+        <w:br/>
+      </w:r>
+      <w:r>
+        <w:rPr>
+          <w:rStyle w:val="FunctionTok"/>
+        </w:rPr>
+        <w:t xml:space="preserve">git</w:t>
+      </w:r>
+      <w:r>
+        <w:rPr>
+          <w:rStyle w:val="NormalTok"/>
+        </w:rPr>
+        <w:t xml:space="preserve"> mv referencias.bib bibliography.bib</w:t>
+      </w:r>
+      <w:r>
+        <w:br/>
+      </w:r>
+      <w:r>
+        <w:br/>
+      </w:r>
+      <w:r>
+        <w:rPr>
+          <w:rStyle w:val="CommentTok"/>
+        </w:rPr>
+        <w:t xml:space="preserve"># Mover</w:t>
+      </w:r>
+      <w:r>
+        <w:br/>
+      </w:r>
+      <w:r>
+        <w:rPr>
+          <w:rStyle w:val="FunctionTok"/>
+        </w:rPr>
+        <w:t xml:space="preserve">git</w:t>
+      </w:r>
+      <w:r>
+        <w:rPr>
+          <w:rStyle w:val="NormalTok"/>
+        </w:rPr>
+        <w:t xml:space="preserve"> mv repos-config.yml config/repos-config.yml </w:t>
+      </w:r>
+      <w:r>
+        <w:br/>
+      </w:r>
+      <w:r>
+        <w:rPr>
+          <w:rStyle w:val="FunctionTok"/>
+        </w:rPr>
+        <w:t xml:space="preserve">git</w:t>
+      </w:r>
+      <w:r>
+        <w:rPr>
+          <w:rStyle w:val="NormalTok"/>
+        </w:rPr>
+        <w:t xml:space="preserve"> mv posts/2023-articulo-viejo.qmd posts/_archivo/2023-articulo-viejo.qmd</w:t>
+      </w:r>
+    </w:p>
+    <w:bookmarkEnd w:id="50"/>
+    <w:bookmarkEnd w:id="51"/>
+    <w:bookmarkEnd w:id="52"/>
+    <w:bookmarkStart w:id="58" w:name="branching-y-merging"/>
     <w:p>
       <w:pPr>
         <w:pStyle w:val="Heading1"/>
@@ -5008,7 +5545,7 @@
         <w:t xml:space="preserve">4. Branching y Merging</w:t>
       </w:r>
     </w:p>
-    <w:bookmarkStart w:id="50" w:name="conceptos-de-ramas"/>
+    <w:bookmarkStart w:id="53" w:name="conceptos-de-ramas"/>
     <w:p>
       <w:pPr>
         <w:pStyle w:val="Heading2"/>
@@ -5052,8 +5589,8 @@
         <w:t xml:space="preserve">).</w:t>
       </w:r>
     </w:p>
-    <w:bookmarkEnd w:id="50"/>
-    <w:bookmarkStart w:id="51" w:name="operaciones-con-ramas"/>
+    <w:bookmarkEnd w:id="53"/>
+    <w:bookmarkStart w:id="54" w:name="operaciones-con-ramas"/>
     <w:p>
       <w:pPr>
         <w:pStyle w:val="Heading2"/>
@@ -5909,8 +6446,8 @@
         <w:t xml:space="preserve"># Renombrar otra rama</w:t>
       </w:r>
     </w:p>
-    <w:bookmarkEnd w:id="51"/>
-    <w:bookmarkStart w:id="52" w:name="merging-fusionar"/>
+    <w:bookmarkEnd w:id="54"/>
+    <w:bookmarkStart w:id="55" w:name="merging-fusionar"/>
     <w:p>
       <w:pPr>
         <w:pStyle w:val="Heading2"/>
@@ -6194,8 +6731,8 @@
         <w:t xml:space="preserve">: Combina todos los commits en uno</w:t>
       </w:r>
     </w:p>
-    <w:bookmarkEnd w:id="52"/>
-    <w:bookmarkStart w:id="53" w:name="rebasing"/>
+    <w:bookmarkEnd w:id="55"/>
+    <w:bookmarkStart w:id="56" w:name="rebasing"/>
     <w:p>
       <w:pPr>
         <w:pStyle w:val="Heading2"/>
@@ -6544,8 +7081,8 @@
         <w:t xml:space="preserve">⚠️ REGLA DE ORO: Nunca hagas rebase de commits públicos/compartidos</w:t>
       </w:r>
     </w:p>
-    <w:bookmarkEnd w:id="53"/>
-    <w:bookmarkStart w:id="54" w:name="cherry-pick"/>
+    <w:bookmarkEnd w:id="56"/>
+    <w:bookmarkStart w:id="57" w:name="cherry-pick"/>
     <w:p>
       <w:pPr>
         <w:pStyle w:val="Heading2"/>
@@ -6813,9 +7350,9 @@
         <w:t xml:space="preserve"># Cancelar</w:t>
       </w:r>
     </w:p>
-    <w:bookmarkEnd w:id="54"/>
-    <w:bookmarkEnd w:id="55"/>
-    <w:bookmarkStart w:id="59" w:name="trabajo-remoto"/>
+    <w:bookmarkEnd w:id="57"/>
+    <w:bookmarkEnd w:id="58"/>
+    <w:bookmarkStart w:id="62" w:name="trabajo-remoto"/>
     <w:p>
       <w:pPr>
         <w:pStyle w:val="Heading1"/>
@@ -6824,7 +7361,7 @@
         <w:t xml:space="preserve">5. Trabajo Remoto</w:t>
       </w:r>
     </w:p>
-    <w:bookmarkStart w:id="56" w:name="repositorios-remotos"/>
+    <w:bookmarkStart w:id="59" w:name="repositorios-remotos"/>
     <w:p>
       <w:pPr>
         <w:pStyle w:val="Heading2"/>
@@ -7145,8 +7682,8 @@
         <w:t xml:space="preserve">&gt;</w:t>
       </w:r>
     </w:p>
-    <w:bookmarkEnd w:id="56"/>
-    <w:bookmarkStart w:id="57" w:name="fetch-pull-y-push"/>
+    <w:bookmarkEnd w:id="59"/>
+    <w:bookmarkStart w:id="60" w:name="fetch-pull-y-push"/>
     <w:p>
       <w:pPr>
         <w:pStyle w:val="Heading2"/>
@@ -7683,8 +8220,8 @@
         <w:t xml:space="preserve"># Forzar pero más seguro</w:t>
       </w:r>
     </w:p>
-    <w:bookmarkEnd w:id="57"/>
-    <w:bookmarkStart w:id="58" w:name="tracking-branches"/>
+    <w:bookmarkEnd w:id="60"/>
+    <w:bookmarkStart w:id="61" w:name="tracking-branches"/>
     <w:p>
       <w:pPr>
         <w:pStyle w:val="Heading2"/>
@@ -7794,9 +8331,9 @@
         <w:t xml:space="preserve"># Ver tracking branches</w:t>
       </w:r>
     </w:p>
-    <w:bookmarkEnd w:id="58"/>
-    <w:bookmarkEnd w:id="59"/>
-    <w:bookmarkStart w:id="67" w:name="comandos-avanzados"/>
+    <w:bookmarkEnd w:id="61"/>
+    <w:bookmarkEnd w:id="62"/>
+    <w:bookmarkStart w:id="70" w:name="comandos-avanzados"/>
     <w:p>
       <w:pPr>
         <w:pStyle w:val="Heading1"/>
@@ -7805,7 +8342,7 @@
         <w:t xml:space="preserve">6. Comandos Avanzados</w:t>
       </w:r>
     </w:p>
-    <w:bookmarkStart w:id="60" w:name="stash-guardar-temporalmente"/>
+    <w:bookmarkStart w:id="63" w:name="stash-guardar-temporalmente"/>
     <w:p>
       <w:pPr>
         <w:pStyle w:val="Heading2"/>
@@ -8169,8 +8706,8 @@
         <w:t xml:space="preserve"># Crear rama desde stash</w:t>
       </w:r>
     </w:p>
-    <w:bookmarkEnd w:id="60"/>
-    <w:bookmarkStart w:id="61" w:name="tags"/>
+    <w:bookmarkEnd w:id="63"/>
+    <w:bookmarkStart w:id="64" w:name="tags"/>
     <w:p>
       <w:pPr>
         <w:pStyle w:val="Heading2"/>
@@ -8625,8 +9162,8 @@
         <w:t xml:space="preserve"># Checkout a tag (detached HEAD)</w:t>
       </w:r>
     </w:p>
-    <w:bookmarkEnd w:id="61"/>
-    <w:bookmarkStart w:id="62" w:name="buscar-y-encontrar"/>
+    <w:bookmarkEnd w:id="64"/>
+    <w:bookmarkStart w:id="65" w:name="buscar-y-encontrar"/>
     <w:p>
       <w:pPr>
         <w:pStyle w:val="Heading2"/>
@@ -9277,8 +9814,8 @@
         <w:t xml:space="preserve"># Ignorar cambios de whitespace</w:t>
       </w:r>
     </w:p>
-    <w:bookmarkEnd w:id="62"/>
-    <w:bookmarkStart w:id="63" w:name="reflog"/>
+    <w:bookmarkEnd w:id="65"/>
+    <w:bookmarkStart w:id="66" w:name="reflog"/>
     <w:p>
       <w:pPr>
         <w:pStyle w:val="Heading2"/>
@@ -9414,8 +9951,8 @@
         <w:t xml:space="preserve"># Volver a estado anterior</w:t>
       </w:r>
     </w:p>
-    <w:bookmarkEnd w:id="63"/>
-    <w:bookmarkStart w:id="64" w:name="worktrees"/>
+    <w:bookmarkEnd w:id="66"/>
+    <w:bookmarkStart w:id="67" w:name="worktrees"/>
     <w:p>
       <w:pPr>
         <w:pStyle w:val="Heading2"/>
@@ -9590,8 +10127,8 @@
         <w:t xml:space="preserve"># Limpiar worktrees obsoletos</w:t>
       </w:r>
     </w:p>
-    <w:bookmarkEnd w:id="64"/>
-    <w:bookmarkStart w:id="65" w:name="submodules"/>
+    <w:bookmarkEnd w:id="67"/>
+    <w:bookmarkStart w:id="68" w:name="submodules"/>
     <w:p>
       <w:pPr>
         <w:pStyle w:val="Heading2"/>
@@ -9823,8 +10360,8 @@
         <w:t xml:space="preserve"># Clonar con submodules</w:t>
       </w:r>
     </w:p>
-    <w:bookmarkEnd w:id="65"/>
-    <w:bookmarkStart w:id="66" w:name="archivos-y-bundles"/>
+    <w:bookmarkEnd w:id="68"/>
+    <w:bookmarkStart w:id="69" w:name="archivos-y-bundles"/>
     <w:p>
       <w:pPr>
         <w:pStyle w:val="Heading2"/>
@@ -10014,9 +10551,9 @@
         <w:t xml:space="preserve"> bundle verify repo.bundle</w:t>
       </w:r>
     </w:p>
-    <w:bookmarkEnd w:id="66"/>
-    <w:bookmarkEnd w:id="67"/>
-    <w:bookmarkStart w:id="71" w:name="resolución-de-conflictos"/>
+    <w:bookmarkEnd w:id="69"/>
+    <w:bookmarkEnd w:id="70"/>
+    <w:bookmarkStart w:id="74" w:name="resolución-de-conflictos"/>
     <w:p>
       <w:pPr>
         <w:pStyle w:val="Heading1"/>
@@ -10025,7 +10562,7 @@
         <w:t xml:space="preserve">7. Resolución de Conflictos</w:t>
       </w:r>
     </w:p>
-    <w:bookmarkStart w:id="68" w:name="identificar-conflictos"/>
+    <w:bookmarkStart w:id="71" w:name="identificar-conflictos"/>
     <w:p>
       <w:pPr>
         <w:pStyle w:val="Heading2"/>
@@ -10152,8 +10689,8 @@
         <w:t xml:space="preserve"># Ver su versión</w:t>
       </w:r>
     </w:p>
-    <w:bookmarkEnd w:id="68"/>
-    <w:bookmarkStart w:id="69" w:name="marcadores-de-conflicto"/>
+    <w:bookmarkEnd w:id="71"/>
+    <w:bookmarkStart w:id="72" w:name="marcadores-de-conflicto"/>
     <w:p>
       <w:pPr>
         <w:pStyle w:val="Heading2"/>
@@ -10209,8 +10746,8 @@
         <w:t xml:space="preserve">&gt;&gt;&gt;&gt;&gt;&gt;&gt; rama-a-fusionar</w:t>
       </w:r>
     </w:p>
-    <w:bookmarkEnd w:id="69"/>
-    <w:bookmarkStart w:id="70" w:name="resolver-conflictos"/>
+    <w:bookmarkEnd w:id="72"/>
+    <w:bookmarkStart w:id="73" w:name="resolver-conflictos"/>
     <w:p>
       <w:pPr>
         <w:pStyle w:val="Heading2"/>
@@ -10682,9 +11219,9 @@
         <w:t xml:space="preserve"># Tomar su versión</w:t>
       </w:r>
     </w:p>
-    <w:bookmarkEnd w:id="70"/>
-    <w:bookmarkEnd w:id="71"/>
-    <w:bookmarkStart w:id="75" w:name="git-workflows"/>
+    <w:bookmarkEnd w:id="73"/>
+    <w:bookmarkEnd w:id="74"/>
+    <w:bookmarkStart w:id="78" w:name="git-workflows"/>
     <w:p>
       <w:pPr>
         <w:pStyle w:val="Heading1"/>
@@ -10693,7 +11230,7 @@
         <w:t xml:space="preserve">8. Git Workflows</w:t>
       </w:r>
     </w:p>
-    <w:bookmarkStart w:id="72" w:name="git-flow"/>
+    <w:bookmarkStart w:id="75" w:name="git-flow"/>
     <w:p>
       <w:pPr>
         <w:pStyle w:val="Heading2"/>
@@ -10924,8 +11461,8 @@
         <w:t xml:space="preserve"> flow hotfix finish fix-critico</w:t>
       </w:r>
     </w:p>
-    <w:bookmarkEnd w:id="72"/>
-    <w:bookmarkStart w:id="73" w:name="github-flow"/>
+    <w:bookmarkEnd w:id="75"/>
+    <w:bookmarkStart w:id="76" w:name="github-flow"/>
     <w:p>
       <w:pPr>
         <w:pStyle w:val="Heading2"/>
@@ -11032,8 +11569,8 @@
         <w:t xml:space="preserve">Deploy automático</w:t>
       </w:r>
     </w:p>
-    <w:bookmarkEnd w:id="73"/>
-    <w:bookmarkStart w:id="74" w:name="trunk-based-development"/>
+    <w:bookmarkEnd w:id="76"/>
+    <w:bookmarkStart w:id="77" w:name="trunk-based-development"/>
     <w:p>
       <w:pPr>
         <w:pStyle w:val="Heading2"/>
@@ -11114,9 +11651,9 @@
         <w:t xml:space="preserve">CI/CD robusto</w:t>
       </w:r>
     </w:p>
-    <w:bookmarkEnd w:id="74"/>
-    <w:bookmarkEnd w:id="75"/>
-    <w:bookmarkStart w:id="81" w:name="ejemplos-de-uso-diario-de-git"/>
+    <w:bookmarkEnd w:id="77"/>
+    <w:bookmarkEnd w:id="78"/>
+    <w:bookmarkStart w:id="84" w:name="ejemplos-de-uso-diario-de-git"/>
     <w:p>
       <w:pPr>
         <w:pStyle w:val="Heading1"/>
@@ -11149,7 +11686,7 @@
         <w:t xml:space="preserve">en diferentes tipos de proyectos y entornos (individuales, equipos pequeños, medianos y open-source).</w:t>
       </w:r>
     </w:p>
-    <w:bookmarkStart w:id="76" w:name="Xfa287150bd9f91061669c3e97966ef1623d85b2"/>
+    <w:bookmarkStart w:id="79" w:name="Xfa287150bd9f91061669c3e97966ef1623d85b2"/>
     <w:p>
       <w:pPr>
         <w:pStyle w:val="Heading2"/>
@@ -11709,8 +12246,8 @@
         <w:t xml:space="preserve">: Muy rápido, historial relativamente limpio, poco overhead.</w:t>
       </w:r>
     </w:p>
-    <w:bookmarkEnd w:id="76"/>
-    <w:bookmarkStart w:id="77" w:name="X3150e56f2e8f8fd7b65313791fbb7dc0171c6ea"/>
+    <w:bookmarkEnd w:id="79"/>
+    <w:bookmarkStart w:id="80" w:name="X3150e56f2e8f8fd7b65313791fbb7dc0171c6ea"/>
     <w:p>
       <w:pPr>
         <w:pStyle w:val="Heading2"/>
@@ -12183,8 +12720,8 @@
         <w:t xml:space="preserve">con el título del PR</w:t>
       </w:r>
     </w:p>
-    <w:bookmarkEnd w:id="77"/>
-    <w:bookmarkStart w:id="78" w:name="corrección-rápida-de-bug-en-producción"/>
+    <w:bookmarkEnd w:id="80"/>
+    <w:bookmarkStart w:id="81" w:name="corrección-rápida-de-bug-en-producción"/>
     <w:p>
       <w:pPr>
         <w:pStyle w:val="Heading2"/>
@@ -12450,8 +12987,8 @@
         <w:t xml:space="preserve">--tags</w:t>
       </w:r>
     </w:p>
-    <w:bookmarkEnd w:id="78"/>
-    <w:bookmarkStart w:id="79" w:name="X328c3da90f37addbcfd4c3c866b522bf536ec03"/>
+    <w:bookmarkEnd w:id="81"/>
+    <w:bookmarkStart w:id="82" w:name="X328c3da90f37addbcfd4c3c866b522bf536ec03"/>
     <w:p>
       <w:pPr>
         <w:pStyle w:val="Heading2"/>
@@ -12699,8 +13236,8 @@
         <w:t xml:space="preserve"># Continúo donde estaba...</w:t>
       </w:r>
     </w:p>
-    <w:bookmarkEnd w:id="79"/>
-    <w:bookmarkStart w:id="80" w:name="X31107a8837ddaf819623ffbf43c8888b899f598"/>
+    <w:bookmarkEnd w:id="82"/>
+    <w:bookmarkStart w:id="83" w:name="X31107a8837ddaf819623ffbf43c8888b899f598"/>
     <w:p>
       <w:pPr>
         <w:pStyle w:val="Heading2"/>
@@ -13335,9 +13872,9 @@
         <w:t xml:space="preserve">Eliminar ramas una vez integradas</w:t>
       </w:r>
     </w:p>
-    <w:bookmarkEnd w:id="80"/>
-    <w:bookmarkEnd w:id="81"/>
-    <w:bookmarkStart w:id="86" w:name="mejores-prácticas"/>
+    <w:bookmarkEnd w:id="83"/>
+    <w:bookmarkEnd w:id="84"/>
+    <w:bookmarkStart w:id="89" w:name="mejores-prácticas"/>
     <w:p>
       <w:pPr>
         <w:pStyle w:val="Heading1"/>
@@ -13346,7 +13883,7 @@
         <w:t xml:space="preserve">10. Mejores Prácticas</w:t>
       </w:r>
     </w:p>
-    <w:bookmarkStart w:id="82" w:name="commits-1"/>
+    <w:bookmarkStart w:id="85" w:name="commits-1"/>
     <w:p>
       <w:pPr>
         <w:pStyle w:val="Heading2"/>
@@ -13477,8 +14014,8 @@
         <w:t xml:space="preserve">git diff --staged</w:t>
       </w:r>
     </w:p>
-    <w:bookmarkEnd w:id="82"/>
-    <w:bookmarkStart w:id="83" w:name="branching"/>
+    <w:bookmarkEnd w:id="85"/>
+    <w:bookmarkStart w:id="86" w:name="branching"/>
     <w:p>
       <w:pPr>
         <w:pStyle w:val="Heading2"/>
@@ -13603,8 +14140,8 @@
         <w:t xml:space="preserve">: Requerir pull requests y revisiones</w:t>
       </w:r>
     </w:p>
-    <w:bookmarkEnd w:id="83"/>
-    <w:bookmarkStart w:id="84" w:name="colaboración"/>
+    <w:bookmarkEnd w:id="86"/>
+    <w:bookmarkStart w:id="87" w:name="colaboración"/>
     <w:p>
       <w:pPr>
         <w:pStyle w:val="Heading2"/>
@@ -13708,8 +14245,8 @@
         <w:t xml:space="preserve">: Automatizar tests y despliegues</w:t>
       </w:r>
     </w:p>
-    <w:bookmarkEnd w:id="84"/>
-    <w:bookmarkStart w:id="85" w:name="gitignore"/>
+    <w:bookmarkEnd w:id="87"/>
+    <w:bookmarkStart w:id="88" w:name="gitignore"/>
     <w:p>
       <w:pPr>
         <w:pStyle w:val="Heading2"/>
@@ -14018,9 +14555,9 @@
         <w:t xml:space="preserve"># Ver por qué archivo es ignorado</w:t>
       </w:r>
     </w:p>
-    <w:bookmarkEnd w:id="85"/>
-    <w:bookmarkEnd w:id="86"/>
-    <w:bookmarkStart w:id="91" w:name="comandos-de-bajo-nivel-plumbing"/>
+    <w:bookmarkEnd w:id="88"/>
+    <w:bookmarkEnd w:id="89"/>
+    <w:bookmarkStart w:id="94" w:name="comandos-de-bajo-nivel-plumbing"/>
     <w:p>
       <w:pPr>
         <w:pStyle w:val="Heading1"/>
@@ -14037,7 +14574,7 @@
         <w:t xml:space="preserve">Comandos internos de Git para operaciones avanzadas:</w:t>
       </w:r>
     </w:p>
-    <w:bookmarkStart w:id="87" w:name="inspección-de-objetos"/>
+    <w:bookmarkStart w:id="90" w:name="inspección-de-objetos"/>
     <w:p>
       <w:pPr>
         <w:pStyle w:val="Heading2"/>
@@ -14363,8 +14900,8 @@
         <w:t xml:space="preserve"># Listar referencias remotas</w:t>
       </w:r>
     </w:p>
-    <w:bookmarkEnd w:id="87"/>
-    <w:bookmarkStart w:id="88" w:name="manipulación-del-index"/>
+    <w:bookmarkEnd w:id="90"/>
+    <w:bookmarkStart w:id="91" w:name="manipulación-del-index"/>
     <w:p>
       <w:pPr>
         <w:pStyle w:val="Heading2"/>
@@ -14555,8 +15092,8 @@
         <w:t xml:space="preserve"># Crear tree desde index</w:t>
       </w:r>
     </w:p>
-    <w:bookmarkEnd w:id="88"/>
-    <w:bookmarkStart w:id="89" w:name="referencias"/>
+    <w:bookmarkEnd w:id="91"/>
+    <w:bookmarkStart w:id="92" w:name="referencias"/>
     <w:p>
       <w:pPr>
         <w:pStyle w:val="Heading2"/>
@@ -14675,8 +15212,8 @@
         <w:t xml:space="preserve"># Iterar sobre referencias</w:t>
       </w:r>
     </w:p>
-    <w:bookmarkEnd w:id="89"/>
-    <w:bookmarkStart w:id="90" w:name="objetos-y-hashes"/>
+    <w:bookmarkEnd w:id="92"/>
+    <w:bookmarkStart w:id="93" w:name="objetos-y-hashes"/>
     <w:p>
       <w:pPr>
         <w:pStyle w:val="Heading2"/>
@@ -14831,9 +15368,9 @@
         <w:t xml:space="preserve"># Listar commits alcanzables</w:t>
       </w:r>
     </w:p>
-    <w:bookmarkEnd w:id="90"/>
-    <w:bookmarkEnd w:id="91"/>
-    <w:bookmarkStart w:id="94" w:name="hooks-y-automatización"/>
+    <w:bookmarkEnd w:id="93"/>
+    <w:bookmarkEnd w:id="94"/>
+    <w:bookmarkStart w:id="97" w:name="hooks-y-automatización"/>
     <w:p>
       <w:pPr>
         <w:pStyle w:val="Heading1"/>
@@ -14842,7 +15379,7 @@
         <w:t xml:space="preserve">12. Hooks y Automatización</w:t>
       </w:r>
     </w:p>
-    <w:bookmarkStart w:id="92" w:name="git-hooks"/>
+    <w:bookmarkStart w:id="95" w:name="git-hooks"/>
     <w:p>
       <w:pPr>
         <w:pStyle w:val="Heading2"/>
@@ -15571,8 +16108,8 @@
         <w:t xml:space="preserve">fi</w:t>
       </w:r>
     </w:p>
-    <w:bookmarkEnd w:id="92"/>
-    <w:bookmarkStart w:id="93" w:name="aliases"/>
+    <w:bookmarkEnd w:id="95"/>
+    <w:bookmarkStart w:id="96" w:name="aliases"/>
     <w:p>
       <w:pPr>
         <w:pStyle w:val="Heading2"/>
@@ -16010,9 +16547,9 @@
         <w:t xml:space="preserve">'shortlog -sn'</w:t>
       </w:r>
     </w:p>
-    <w:bookmarkEnd w:id="93"/>
-    <w:bookmarkEnd w:id="94"/>
-    <w:bookmarkStart w:id="96" w:name="troubleshooting"/>
+    <w:bookmarkEnd w:id="96"/>
+    <w:bookmarkEnd w:id="97"/>
+    <w:bookmarkStart w:id="99" w:name="troubleshooting"/>
     <w:p>
       <w:pPr>
         <w:pStyle w:val="Heading1"/>
@@ -16021,7 +16558,7 @@
         <w:t xml:space="preserve">13. Troubleshooting</w:t>
       </w:r>
     </w:p>
-    <w:bookmarkStart w:id="95" w:name="problemas-comunes"/>
+    <w:bookmarkStart w:id="98" w:name="problemas-comunes"/>
     <w:p>
       <w:pPr>
         <w:pStyle w:val="Heading2"/>
@@ -17285,9 +17822,9 @@
         <w:t xml:space="preserve">--invert-paths</w:t>
       </w:r>
     </w:p>
-    <w:bookmarkEnd w:id="95"/>
-    <w:bookmarkEnd w:id="96"/>
-    <w:bookmarkStart w:id="104" w:name="referencia-rápida"/>
+    <w:bookmarkEnd w:id="98"/>
+    <w:bookmarkEnd w:id="99"/>
+    <w:bookmarkStart w:id="107" w:name="referencia-rápida"/>
     <w:p>
       <w:pPr>
         <w:pStyle w:val="Heading1"/>
@@ -17296,7 +17833,7 @@
         <w:t xml:space="preserve">14. Referencia Rápida</w:t>
       </w:r>
     </w:p>
-    <w:bookmarkStart w:id="97" w:name="sintaxis-de-referencias"/>
+    <w:bookmarkStart w:id="100" w:name="sintaxis-de-referencias"/>
     <w:p>
       <w:pPr>
         <w:pStyle w:val="Heading2"/>
@@ -17466,8 +18003,8 @@
         <w:t xml:space="preserve"># 5 movimientos atrás en reflog</w:t>
       </w:r>
     </w:p>
-    <w:bookmarkEnd w:id="97"/>
-    <w:bookmarkStart w:id="98" w:name="especificar-rangos"/>
+    <w:bookmarkEnd w:id="100"/>
+    <w:bookmarkStart w:id="101" w:name="especificar-rangos"/>
     <w:p>
       <w:pPr>
         <w:pStyle w:val="Heading2"/>
@@ -17658,8 +18195,8 @@
         <w:t xml:space="preserve"># El commit pero no sus padres</w:t>
       </w:r>
     </w:p>
-    <w:bookmarkEnd w:id="98"/>
-    <w:bookmarkStart w:id="99" w:name="variables-de-entorno"/>
+    <w:bookmarkEnd w:id="101"/>
+    <w:bookmarkStart w:id="102" w:name="variables-de-entorno"/>
     <w:p>
       <w:pPr>
         <w:pStyle w:val="Heading2"/>
@@ -17817,8 +18354,8 @@
         <w:t xml:space="preserve"># Activar tracing</w:t>
       </w:r>
     </w:p>
-    <w:bookmarkEnd w:id="99"/>
-    <w:bookmarkStart w:id="100" w:name="configuración-útil"/>
+    <w:bookmarkEnd w:id="102"/>
+    <w:bookmarkStart w:id="103" w:name="configuración-útil"/>
     <w:p>
       <w:pPr>
         <w:pStyle w:val="Heading2"/>
@@ -18132,8 +18669,8 @@
         <w:t xml:space="preserve"> rerere.enabled true</w:t>
       </w:r>
     </w:p>
-    <w:bookmarkEnd w:id="100"/>
-    <w:bookmarkStart w:id="101" w:name="comandos-de-emergencia"/>
+    <w:bookmarkEnd w:id="103"/>
+    <w:bookmarkStart w:id="104" w:name="comandos-de-emergencia"/>
     <w:p>
       <w:pPr>
         <w:pStyle w:val="Heading2"/>
@@ -18483,8 +19020,8 @@
         <w:t xml:space="preserve">now</w:t>
       </w:r>
     </w:p>
-    <w:bookmarkEnd w:id="101"/>
-    <w:bookmarkStart w:id="102" w:name="atajos-de-teclado-shell"/>
+    <w:bookmarkEnd w:id="104"/>
+    <w:bookmarkStart w:id="105" w:name="atajos-de-teclado-shell"/>
     <w:p>
       <w:pPr>
         <w:pStyle w:val="Heading2"/>
@@ -18740,8 +19277,8 @@
         <w:t xml:space="preserve">'git log --graph --oneline --all --decorate'</w:t>
       </w:r>
     </w:p>
-    <w:bookmarkEnd w:id="102"/>
-    <w:bookmarkStart w:id="103" w:name="formato-de-commit-convencional"/>
+    <w:bookmarkEnd w:id="105"/>
+    <w:bookmarkStart w:id="106" w:name="formato-de-commit-convencional"/>
     <w:p>
       <w:pPr>
         <w:pStyle w:val="Heading2"/>
@@ -18997,9 +19534,9 @@
         <w:t xml:space="preserve">Closes #123</w:t>
       </w:r>
     </w:p>
-    <w:bookmarkEnd w:id="103"/>
-    <w:bookmarkEnd w:id="104"/>
-    <w:bookmarkStart w:id="109" w:name="recursos-adicionales"/>
+    <w:bookmarkEnd w:id="106"/>
+    <w:bookmarkEnd w:id="107"/>
+    <w:bookmarkStart w:id="112" w:name="recursos-adicionales"/>
     <w:p>
       <w:pPr>
         <w:pStyle w:val="Heading1"/>
@@ -19008,7 +19545,7 @@
         <w:t xml:space="preserve">15. Recursos Adicionales</w:t>
       </w:r>
     </w:p>
-    <w:bookmarkStart w:id="105" w:name="documentación-oficial"/>
+    <w:bookmarkStart w:id="108" w:name="documentación-oficial"/>
     <w:p>
       <w:pPr>
         <w:pStyle w:val="Heading2"/>
@@ -19089,8 +19626,8 @@
         <w:t xml:space="preserve">: https://git-scm.com/docs</w:t>
       </w:r>
     </w:p>
-    <w:bookmarkEnd w:id="105"/>
-    <w:bookmarkStart w:id="106" w:name="tutoriales-y-cursos"/>
+    <w:bookmarkEnd w:id="108"/>
+    <w:bookmarkStart w:id="109" w:name="tutoriales-y-cursos"/>
     <w:p>
       <w:pPr>
         <w:pStyle w:val="Heading2"/>
@@ -19156,8 +19693,8 @@
         <w:t xml:space="preserve">: https://lab.github.com</w:t>
       </w:r>
     </w:p>
-    <w:bookmarkEnd w:id="106"/>
-    <w:bookmarkStart w:id="107" w:name="herramientas"/>
+    <w:bookmarkEnd w:id="109"/>
+    <w:bookmarkStart w:id="110" w:name="herramientas"/>
     <w:p>
       <w:pPr>
         <w:pStyle w:val="Heading2"/>
@@ -19261,8 +19798,8 @@
         <w:t xml:space="preserve">: Navegador de texto para repositorios Git</w:t>
       </w:r>
     </w:p>
-    <w:bookmarkEnd w:id="107"/>
-    <w:bookmarkStart w:id="108" w:name="extensiones"/>
+    <w:bookmarkEnd w:id="110"/>
+    <w:bookmarkStart w:id="111" w:name="extensiones"/>
     <w:p>
       <w:pPr>
         <w:pStyle w:val="Heading2"/>
@@ -19347,9 +19884,9 @@
         <w:t xml:space="preserve">: Reescritura avanzada de historial</w:t>
       </w:r>
     </w:p>
-    <w:bookmarkEnd w:id="108"/>
-    <w:bookmarkEnd w:id="109"/>
-    <w:bookmarkStart w:id="110" w:name="glosario"/>
+    <w:bookmarkEnd w:id="111"/>
+    <w:bookmarkEnd w:id="112"/>
+    <w:bookmarkStart w:id="113" w:name="glosario"/>
     <w:p>
       <w:pPr>
         <w:pStyle w:val="Heading1"/>
@@ -19778,8 +20315,8 @@
         <w:t xml:space="preserve">: Directorio actual con archivos del proyecto.</w:t>
       </w:r>
     </w:p>
-    <w:bookmarkEnd w:id="110"/>
-    <w:bookmarkStart w:id="111" w:name="conclusión"/>
+    <w:bookmarkEnd w:id="113"/>
+    <w:bookmarkStart w:id="114" w:name="conclusión"/>
     <w:p>
       <w:pPr>
         <w:pStyle w:val="Heading1"/>
@@ -20141,8 +20678,8 @@
         <w:t xml:space="preserve">: Fusiona una rama con la actual.</w:t>
       </w:r>
     </w:p>
-    <w:bookmarkEnd w:id="111"/>
-    <w:bookmarkStart w:id="146" w:name="publicaciones-similares"/>
+    <w:bookmarkEnd w:id="114"/>
+    <w:bookmarkStart w:id="157" w:name="publicaciones-similares"/>
     <w:p>
       <w:pPr>
         <w:pStyle w:val="Heading1"/>
@@ -20167,11 +20704,11 @@
           <w:numId w:val="1033"/>
         </w:numPr>
       </w:pPr>
-      <w:hyperlink r:id="rId112"/>
+      <w:hyperlink r:id="rId115"/>
       <w:r>
         <w:t xml:space="preserve"> </w:t>
       </w:r>
-      <w:hyperlink r:id="rId113">
+      <w:hyperlink r:id="rId116">
         <w:r>
           <w:rPr>
             <w:rStyle w:val="Hyperlink"/>
@@ -20188,11 +20725,11 @@
           <w:numId w:val="1033"/>
         </w:numPr>
       </w:pPr>
-      <w:hyperlink r:id="rId114"/>
+      <w:hyperlink r:id="rId117"/>
       <w:r>
         <w:t xml:space="preserve"> </w:t>
       </w:r>
-      <w:hyperlink r:id="rId115">
+      <w:hyperlink r:id="rId118">
         <w:r>
           <w:rPr>
             <w:rStyle w:val="Hyperlink"/>
@@ -20209,11 +20746,11 @@
           <w:numId w:val="1033"/>
         </w:numPr>
       </w:pPr>
-      <w:hyperlink r:id="rId116"/>
+      <w:hyperlink r:id="rId119"/>
       <w:r>
         <w:t xml:space="preserve"> </w:t>
       </w:r>
-      <w:hyperlink r:id="rId117">
+      <w:hyperlink r:id="rId120">
         <w:r>
           <w:rPr>
             <w:rStyle w:val="Hyperlink"/>
@@ -20230,16 +20767,16 @@
           <w:numId w:val="1033"/>
         </w:numPr>
       </w:pPr>
-      <w:hyperlink r:id="rId118"/>
+      <w:hyperlink r:id="rId121"/>
       <w:r>
         <w:t xml:space="preserve"> </w:t>
       </w:r>
-      <w:hyperlink r:id="rId119">
+      <w:hyperlink r:id="rId122">
         <w:r>
           <w:rPr>
             <w:rStyle w:val="Hyperlink"/>
           </w:rPr>
-          <w:t xml:space="preserve">Usando Apk En Windown 11</w:t>
+          <w:t xml:space="preserve">Scrcpy</w:t>
         </w:r>
       </w:hyperlink>
     </w:p>
@@ -20251,11 +20788,11 @@
           <w:numId w:val="1033"/>
         </w:numPr>
       </w:pPr>
-      <w:hyperlink r:id="rId120"/>
+      <w:hyperlink r:id="rId123"/>
       <w:r>
         <w:t xml:space="preserve"> </w:t>
       </w:r>
-      <w:hyperlink r:id="rId121">
+      <w:hyperlink r:id="rId124">
         <w:r>
           <w:rPr>
             <w:rStyle w:val="Hyperlink"/>
@@ -20272,11 +20809,11 @@
           <w:numId w:val="1033"/>
         </w:numPr>
       </w:pPr>
-      <w:hyperlink r:id="rId122"/>
+      <w:hyperlink r:id="rId125"/>
       <w:r>
         <w:t xml:space="preserve"> </w:t>
       </w:r>
-      <w:hyperlink r:id="rId123">
+      <w:hyperlink r:id="rId126">
         <w:r>
           <w:rPr>
             <w:rStyle w:val="Hyperlink"/>
@@ -20293,11 +20830,11 @@
           <w:numId w:val="1033"/>
         </w:numPr>
       </w:pPr>
-      <w:hyperlink r:id="rId124"/>
+      <w:hyperlink r:id="rId127"/>
       <w:r>
         <w:t xml:space="preserve"> </w:t>
       </w:r>
-      <w:hyperlink r:id="rId125">
+      <w:hyperlink r:id="rId128">
         <w:r>
           <w:rPr>
             <w:rStyle w:val="Hyperlink"/>
@@ -20314,11 +20851,11 @@
           <w:numId w:val="1033"/>
         </w:numPr>
       </w:pPr>
-      <w:hyperlink r:id="rId126"/>
+      <w:hyperlink r:id="rId129"/>
       <w:r>
         <w:t xml:space="preserve"> </w:t>
       </w:r>
-      <w:hyperlink r:id="rId127">
+      <w:hyperlink r:id="rId130">
         <w:r>
           <w:rPr>
             <w:rStyle w:val="Hyperlink"/>
@@ -20335,11 +20872,11 @@
           <w:numId w:val="1033"/>
         </w:numPr>
       </w:pPr>
-      <w:hyperlink r:id="rId128"/>
+      <w:hyperlink r:id="rId131"/>
       <w:r>
         <w:t xml:space="preserve"> </w:t>
       </w:r>
-      <w:hyperlink r:id="rId129">
+      <w:hyperlink r:id="rId132">
         <w:r>
           <w:rPr>
             <w:rStyle w:val="Hyperlink"/>
@@ -20356,11 +20893,11 @@
           <w:numId w:val="1033"/>
         </w:numPr>
       </w:pPr>
-      <w:hyperlink r:id="rId130"/>
+      <w:hyperlink r:id="rId133"/>
       <w:r>
         <w:t xml:space="preserve"> </w:t>
       </w:r>
-      <w:hyperlink r:id="rId131">
+      <w:hyperlink r:id="rId134">
         <w:r>
           <w:rPr>
             <w:rStyle w:val="Hyperlink"/>
@@ -20377,11 +20914,11 @@
           <w:numId w:val="1033"/>
         </w:numPr>
       </w:pPr>
-      <w:hyperlink r:id="rId132"/>
+      <w:hyperlink r:id="rId135"/>
       <w:r>
         <w:t xml:space="preserve"> </w:t>
       </w:r>
-      <w:hyperlink r:id="rId133">
+      <w:hyperlink r:id="rId136">
         <w:r>
           <w:rPr>
             <w:rStyle w:val="Hyperlink"/>
@@ -20398,11 +20935,11 @@
           <w:numId w:val="1033"/>
         </w:numPr>
       </w:pPr>
-      <w:hyperlink r:id="rId134"/>
+      <w:hyperlink r:id="rId137"/>
       <w:r>
         <w:t xml:space="preserve"> </w:t>
       </w:r>
-      <w:hyperlink r:id="rId135">
+      <w:hyperlink r:id="rId138">
         <w:r>
           <w:rPr>
             <w:rStyle w:val="Hyperlink"/>
@@ -20419,11 +20956,11 @@
           <w:numId w:val="1033"/>
         </w:numPr>
       </w:pPr>
-      <w:hyperlink r:id="rId136"/>
+      <w:hyperlink r:id="rId139"/>
       <w:r>
         <w:t xml:space="preserve"> </w:t>
       </w:r>
-      <w:hyperlink r:id="rId137">
+      <w:hyperlink r:id="rId140">
         <w:r>
           <w:rPr>
             <w:rStyle w:val="Hyperlink"/>
@@ -20440,11 +20977,11 @@
           <w:numId w:val="1033"/>
         </w:numPr>
       </w:pPr>
-      <w:hyperlink r:id="rId138"/>
+      <w:hyperlink r:id="rId141"/>
       <w:r>
         <w:t xml:space="preserve"> </w:t>
       </w:r>
-      <w:hyperlink r:id="rId139">
+      <w:hyperlink r:id="rId142">
         <w:r>
           <w:rPr>
             <w:rStyle w:val="Hyperlink"/>
@@ -20461,11 +20998,11 @@
           <w:numId w:val="1033"/>
         </w:numPr>
       </w:pPr>
-      <w:hyperlink r:id="rId140"/>
+      <w:hyperlink r:id="rId143"/>
       <w:r>
         <w:t xml:space="preserve"> </w:t>
       </w:r>
-      <w:hyperlink r:id="rId141">
+      <w:hyperlink r:id="rId144">
         <w:r>
           <w:rPr>
             <w:rStyle w:val="Hyperlink"/>
@@ -20482,11 +21019,11 @@
           <w:numId w:val="1033"/>
         </w:numPr>
       </w:pPr>
-      <w:hyperlink r:id="rId142"/>
+      <w:hyperlink r:id="rId145"/>
       <w:r>
         <w:t xml:space="preserve"> </w:t>
       </w:r>
-      <w:hyperlink r:id="rId143">
+      <w:hyperlink r:id="rId146">
         <w:r>
           <w:rPr>
             <w:rStyle w:val="Hyperlink"/>
@@ -20503,11 +21040,11 @@
           <w:numId w:val="1033"/>
         </w:numPr>
       </w:pPr>
-      <w:hyperlink r:id="rId144"/>
+      <w:hyperlink r:id="rId147"/>
       <w:r>
         <w:t xml:space="preserve"> </w:t>
       </w:r>
-      <w:hyperlink r:id="rId145">
+      <w:hyperlink r:id="rId148">
         <w:r>
           <w:rPr>
             <w:rStyle w:val="Hyperlink"/>
@@ -20518,20 +21055,104 @@
     </w:p>
     <w:p>
       <w:pPr>
+        <w:pStyle w:val="Compact"/>
+        <w:numPr>
+          <w:ilvl w:val="0"/>
+          <w:numId w:val="1033"/>
+        </w:numPr>
+      </w:pPr>
+      <w:hyperlink r:id="rId149"/>
+      <w:r>
+        <w:t xml:space="preserve"> </w:t>
+      </w:r>
+      <w:hyperlink r:id="rId150">
+        <w:r>
+          <w:rPr>
+            <w:rStyle w:val="Hyperlink"/>
+          </w:rPr>
+          <w:t xml:space="preserve">Guia De Ranger</w:t>
+        </w:r>
+      </w:hyperlink>
+    </w:p>
+    <w:p>
+      <w:pPr>
+        <w:pStyle w:val="Compact"/>
+        <w:numPr>
+          <w:ilvl w:val="0"/>
+          <w:numId w:val="1033"/>
+        </w:numPr>
+      </w:pPr>
+      <w:hyperlink r:id="rId151"/>
+      <w:r>
+        <w:t xml:space="preserve"> </w:t>
+      </w:r>
+      <w:hyperlink r:id="rId152">
+        <w:r>
+          <w:rPr>
+            <w:rStyle w:val="Hyperlink"/>
+          </w:rPr>
+          <w:t xml:space="preserve">Guia De Kitty Terminal</w:t>
+        </w:r>
+      </w:hyperlink>
+    </w:p>
+    <w:p>
+      <w:pPr>
+        <w:pStyle w:val="Compact"/>
+        <w:numPr>
+          <w:ilvl w:val="0"/>
+          <w:numId w:val="1033"/>
+        </w:numPr>
+      </w:pPr>
+      <w:hyperlink r:id="rId153"/>
+      <w:r>
+        <w:t xml:space="preserve"> </w:t>
+      </w:r>
+      <w:hyperlink r:id="rId154">
+        <w:r>
+          <w:rPr>
+            <w:rStyle w:val="Hyperlink"/>
+          </w:rPr>
+          <w:t xml:space="preserve">Guia De Positron Ide</w:t>
+        </w:r>
+      </w:hyperlink>
+    </w:p>
+    <w:p>
+      <w:pPr>
+        <w:pStyle w:val="Compact"/>
+        <w:numPr>
+          <w:ilvl w:val="0"/>
+          <w:numId w:val="1033"/>
+        </w:numPr>
+      </w:pPr>
+      <w:hyperlink r:id="rId155"/>
+      <w:r>
+        <w:t xml:space="preserve"> </w:t>
+      </w:r>
+      <w:hyperlink r:id="rId156">
+        <w:r>
+          <w:rPr>
+            <w:rStyle w:val="Hyperlink"/>
+          </w:rPr>
+          <w:t xml:space="preserve">Guia De Rsync</w:t>
+        </w:r>
+      </w:hyperlink>
+    </w:p>
+    <w:p>
+      <w:pPr>
         <w:pStyle w:val="FirstParagraph"/>
       </w:pPr>
       <w:r>
         <w:t xml:space="preserve">Esperamos que encuentres estas publicaciones igualmente interesantes y útiles. ¡Disfruta de la lectura!</w:t>
       </w:r>
     </w:p>
-    <w:bookmarkEnd w:id="146"/>
+    <w:bookmarkEnd w:id="157"/>
     <w:sectPr>
-      <w:headerReference r:id="rId9" w:type="even"/>
-      <w:headerReference r:id="rId11" w:type="default"/>
-      <w:footerReference r:id="rId14" w:type="even"/>
-      <w:footerReference r:id="rId13" w:type="default"/>
-      <w:headerReference r:id="rId10" w:type="first"/>
-      <w:footerReference r:id="rId12" w:type="first"/>
+      <w:headerReference r:id="rId8" w:type="even"/>
+      <w:headerReference r:id="rId9" w:type="default"/>
+      <w:footerReference r:id="rId10" w:type="even"/>
+      <w:footerReference r:id="rId11" w:type="default"/>
+      <w:headerReference r:id="rId12" w:type="first"/>
+      <w:footerReference r:id="rId13" w:type="first"/>
       <w:pgSz w:h="15840" w:w="12240"/>
       <w:pgMar w:bottom="1440" w:footer="720" w:gutter="0" w:header="720" w:left="1440" w:right="1440" w:top="1440"/>
       <w:cols w:space="720"/>
